--- a/2-Document/ASTRAIOS.docx
+++ b/2-Document/ASTRAIOS.docx
@@ -100,35 +100,55 @@
     </w:p>
     <w:p>
       <w:pPr>
+        <w:pStyle w:val="af0"/>
+        <w:wordWrap w:val="0"/>
+      </w:pPr>
+      <w:r>
+        <w:rPr>
+          <w:rFonts w:hint="eastAsia"/>
+        </w:rPr>
+        <w:lastRenderedPageBreak/>
+        <w:t xml:space="preserve"> </w:t>
+      </w:r>
+      <w:r>
+        <w:rPr>
+          <w:rFonts w:hint="eastAsia"/>
+        </w:rPr>
+        <w:t>序言</w:t>
+      </w:r>
+    </w:p>
+    <w:p>
+      <w:pPr>
+        <w:pStyle w:val="a0"/>
+      </w:pPr>
+      <w:r>
+        <w:rPr>
+          <w:rFonts w:hint="eastAsia"/>
+        </w:rPr>
+        <w:t>序言</w:t>
+      </w:r>
+    </w:p>
+    <w:p/>
+    <w:p>
+      <w:r>
+        <w:br w:type="page"/>
+      </w:r>
+    </w:p>
+    <w:p>
+      <w:pPr>
+        <w:pStyle w:val="a0"/>
+      </w:pPr>
+      <w:r>
+        <w:rPr>
+          <w:rFonts w:hint="eastAsia"/>
+        </w:rPr>
+        <w:t>使用软件介绍</w:t>
+      </w:r>
+    </w:p>
+    <w:p>
+      <w:pPr>
         <w:pStyle w:val="a"/>
       </w:pPr>
-    </w:p>
-    <w:p>
-      <w:pPr>
-        <w:pStyle w:val="afd"/>
-      </w:pPr>
-      <w:r>
-        <w:rPr>
-          <w:rFonts w:hint="eastAsia"/>
-        </w:rPr>
-        <w:t>序言</w:t>
-      </w:r>
-    </w:p>
-    <w:p>
-      <w:pPr>
-        <w:pStyle w:val="a1"/>
-      </w:pPr>
-      <w:r>
-        <w:rPr>
-          <w:rFonts w:hint="eastAsia"/>
-        </w:rPr>
-        <w:t>使用软件介绍</w:t>
-      </w:r>
-    </w:p>
-    <w:p>
-      <w:pPr>
-        <w:pStyle w:val="a0"/>
-      </w:pPr>
       <w:r>
         <w:rPr>
           <w:rFonts w:hint="eastAsia"/>
@@ -152,7 +172,7 @@
     </w:p>
     <w:p>
       <w:pPr>
-        <w:pStyle w:val="ac"/>
+        <w:pStyle w:val="ab"/>
         <w:numPr>
           <w:ilvl w:val="0"/>
           <w:numId w:val="8"/>
@@ -185,7 +205,7 @@
     </w:p>
     <w:p>
       <w:pPr>
-        <w:pStyle w:val="ac"/>
+        <w:pStyle w:val="ab"/>
         <w:numPr>
           <w:ilvl w:val="0"/>
           <w:numId w:val="8"/>
@@ -218,7 +238,7 @@
     </w:p>
     <w:p>
       <w:pPr>
-        <w:pStyle w:val="ac"/>
+        <w:pStyle w:val="ab"/>
         <w:numPr>
           <w:ilvl w:val="0"/>
           <w:numId w:val="8"/>
@@ -251,7 +271,7 @@
     </w:p>
     <w:p>
       <w:pPr>
-        <w:pStyle w:val="ac"/>
+        <w:pStyle w:val="ab"/>
         <w:numPr>
           <w:ilvl w:val="0"/>
           <w:numId w:val="8"/>
@@ -284,7 +304,7 @@
     </w:p>
     <w:p>
       <w:pPr>
-        <w:pStyle w:val="ac"/>
+        <w:pStyle w:val="ab"/>
         <w:numPr>
           <w:ilvl w:val="0"/>
           <w:numId w:val="8"/>
@@ -317,7 +337,7 @@
     </w:p>
     <w:p>
       <w:pPr>
-        <w:pStyle w:val="ac"/>
+        <w:pStyle w:val="ab"/>
         <w:numPr>
           <w:ilvl w:val="0"/>
           <w:numId w:val="8"/>
@@ -350,7 +370,7 @@
     </w:p>
     <w:p>
       <w:pPr>
-        <w:pStyle w:val="ac"/>
+        <w:pStyle w:val="ab"/>
         <w:numPr>
           <w:ilvl w:val="0"/>
           <w:numId w:val="8"/>
@@ -395,7 +415,7 @@
     </w:p>
     <w:p>
       <w:pPr>
-        <w:pStyle w:val="ac"/>
+        <w:pStyle w:val="ab"/>
         <w:numPr>
           <w:ilvl w:val="0"/>
           <w:numId w:val="8"/>
@@ -428,7 +448,7 @@
     </w:p>
     <w:p>
       <w:pPr>
-        <w:pStyle w:val="a0"/>
+        <w:pStyle w:val="a"/>
       </w:pPr>
       <w:r>
         <w:rPr>
@@ -453,7 +473,7 @@
     </w:p>
     <w:p>
       <w:pPr>
-        <w:pStyle w:val="ac"/>
+        <w:pStyle w:val="ab"/>
         <w:numPr>
           <w:ilvl w:val="0"/>
           <w:numId w:val="9"/>
@@ -498,7 +518,7 @@
     </w:p>
     <w:p>
       <w:pPr>
-        <w:pStyle w:val="ac"/>
+        <w:pStyle w:val="ab"/>
         <w:numPr>
           <w:ilvl w:val="0"/>
           <w:numId w:val="9"/>
@@ -531,7 +551,7 @@
     </w:p>
     <w:p>
       <w:pPr>
-        <w:pStyle w:val="ac"/>
+        <w:pStyle w:val="ab"/>
         <w:numPr>
           <w:ilvl w:val="0"/>
           <w:numId w:val="9"/>
@@ -570,7 +590,7 @@
     </w:p>
     <w:p>
       <w:pPr>
-        <w:pStyle w:val="ac"/>
+        <w:pStyle w:val="ab"/>
         <w:numPr>
           <w:ilvl w:val="0"/>
           <w:numId w:val="9"/>
@@ -628,7 +648,7 @@
     <w:p/>
     <w:p>
       <w:pPr>
-        <w:pStyle w:val="a0"/>
+        <w:pStyle w:val="a"/>
       </w:pPr>
       <w:r>
         <w:rPr>
@@ -665,7 +685,7 @@
     </w:p>
     <w:p>
       <w:pPr>
-        <w:pStyle w:val="ac"/>
+        <w:pStyle w:val="ab"/>
         <w:numPr>
           <w:ilvl w:val="0"/>
           <w:numId w:val="10"/>
@@ -716,7 +736,7 @@
     </w:p>
     <w:p>
       <w:pPr>
-        <w:pStyle w:val="ac"/>
+        <w:pStyle w:val="ab"/>
         <w:numPr>
           <w:ilvl w:val="0"/>
           <w:numId w:val="10"/>
@@ -750,7 +770,7 @@
     <w:p/>
     <w:p>
       <w:pPr>
-        <w:pStyle w:val="a0"/>
+        <w:pStyle w:val="a"/>
       </w:pPr>
       <w:r>
         <w:rPr>
@@ -775,7 +795,7 @@
     </w:p>
     <w:p>
       <w:pPr>
-        <w:pStyle w:val="ac"/>
+        <w:pStyle w:val="ab"/>
         <w:numPr>
           <w:ilvl w:val="0"/>
           <w:numId w:val="11"/>
@@ -808,7 +828,7 @@
     </w:p>
     <w:p>
       <w:pPr>
-        <w:pStyle w:val="ac"/>
+        <w:pStyle w:val="ab"/>
         <w:numPr>
           <w:ilvl w:val="0"/>
           <w:numId w:val="11"/>
@@ -859,7 +879,7 @@
     </w:p>
     <w:p>
       <w:pPr>
-        <w:pStyle w:val="ac"/>
+        <w:pStyle w:val="ab"/>
         <w:numPr>
           <w:ilvl w:val="0"/>
           <w:numId w:val="11"/>
@@ -892,7 +912,7 @@
     </w:p>
     <w:p>
       <w:pPr>
-        <w:pStyle w:val="ac"/>
+        <w:pStyle w:val="ab"/>
         <w:numPr>
           <w:ilvl w:val="0"/>
           <w:numId w:val="11"/>
@@ -949,7 +969,7 @@
     </w:p>
     <w:p>
       <w:pPr>
-        <w:pStyle w:val="ac"/>
+        <w:pStyle w:val="ab"/>
         <w:numPr>
           <w:ilvl w:val="0"/>
           <w:numId w:val="11"/>
@@ -982,7 +1002,7 @@
     </w:p>
     <w:p>
       <w:pPr>
-        <w:pStyle w:val="ac"/>
+        <w:pStyle w:val="ab"/>
         <w:numPr>
           <w:ilvl w:val="0"/>
           <w:numId w:val="11"/>
@@ -1039,7 +1059,7 @@
     </w:p>
     <w:p>
       <w:pPr>
-        <w:pStyle w:val="ac"/>
+        <w:pStyle w:val="ab"/>
         <w:numPr>
           <w:ilvl w:val="0"/>
           <w:numId w:val="11"/>
@@ -1084,7 +1104,7 @@
     </w:p>
     <w:p>
       <w:pPr>
-        <w:pStyle w:val="ac"/>
+        <w:pStyle w:val="ab"/>
         <w:numPr>
           <w:ilvl w:val="0"/>
           <w:numId w:val="11"/>
@@ -1129,7 +1149,7 @@
     </w:p>
     <w:p>
       <w:pPr>
-        <w:pStyle w:val="ac"/>
+        <w:pStyle w:val="ab"/>
         <w:numPr>
           <w:ilvl w:val="0"/>
           <w:numId w:val="11"/>
@@ -1174,7 +1194,7 @@
     </w:p>
     <w:p>
       <w:pPr>
-        <w:pStyle w:val="ac"/>
+        <w:pStyle w:val="ab"/>
         <w:numPr>
           <w:ilvl w:val="0"/>
           <w:numId w:val="11"/>
@@ -1207,7 +1227,7 @@
     </w:p>
     <w:p>
       <w:pPr>
-        <w:pStyle w:val="ac"/>
+        <w:pStyle w:val="ab"/>
         <w:numPr>
           <w:ilvl w:val="0"/>
           <w:numId w:val="11"/>
@@ -1235,7 +1255,7 @@
     <w:p/>
     <w:p>
       <w:pPr>
-        <w:pStyle w:val="a0"/>
+        <w:pStyle w:val="a"/>
       </w:pPr>
       <w:r>
         <w:rPr>
@@ -1260,7 +1280,7 @@
     </w:p>
     <w:p>
       <w:pPr>
-        <w:pStyle w:val="ac"/>
+        <w:pStyle w:val="ab"/>
         <w:numPr>
           <w:ilvl w:val="0"/>
           <w:numId w:val="12"/>
@@ -1293,7 +1313,7 @@
     </w:p>
     <w:p>
       <w:pPr>
-        <w:pStyle w:val="ac"/>
+        <w:pStyle w:val="ab"/>
         <w:numPr>
           <w:ilvl w:val="0"/>
           <w:numId w:val="12"/>
@@ -1326,7 +1346,7 @@
     </w:p>
     <w:p>
       <w:pPr>
-        <w:pStyle w:val="ac"/>
+        <w:pStyle w:val="ab"/>
         <w:numPr>
           <w:ilvl w:val="0"/>
           <w:numId w:val="12"/>
@@ -1359,7 +1379,7 @@
     </w:p>
     <w:p>
       <w:pPr>
-        <w:pStyle w:val="ac"/>
+        <w:pStyle w:val="ab"/>
         <w:numPr>
           <w:ilvl w:val="0"/>
           <w:numId w:val="12"/>
@@ -1428,7 +1448,7 @@
     </w:p>
     <w:p>
       <w:pPr>
-        <w:pStyle w:val="a0"/>
+        <w:pStyle w:val="a"/>
       </w:pPr>
       <w:r>
         <w:rPr>
@@ -1453,7 +1473,7 @@
     </w:p>
     <w:p>
       <w:pPr>
-        <w:pStyle w:val="ac"/>
+        <w:pStyle w:val="ab"/>
         <w:numPr>
           <w:ilvl w:val="0"/>
           <w:numId w:val="13"/>
@@ -1486,7 +1506,7 @@
     </w:p>
     <w:p>
       <w:pPr>
-        <w:pStyle w:val="a0"/>
+        <w:pStyle w:val="a"/>
       </w:pPr>
       <w:r>
         <w:rPr>
@@ -1511,7 +1531,7 @@
     </w:p>
     <w:p>
       <w:pPr>
-        <w:pStyle w:val="ac"/>
+        <w:pStyle w:val="ab"/>
         <w:numPr>
           <w:ilvl w:val="0"/>
           <w:numId w:val="13"/>
@@ -1562,11 +1582,8 @@
     </w:p>
     <w:p>
       <w:pPr>
-        <w:pStyle w:val="a"/>
-      </w:pPr>
-      <w:r>
-        <w:br/>
-      </w:r>
+        <w:pStyle w:val="af0"/>
+      </w:pPr>
       <w:r>
         <w:rPr>
           <w:rFonts w:hint="eastAsia"/>
@@ -1576,7 +1593,7 @@
     </w:p>
     <w:p>
       <w:pPr>
-        <w:pStyle w:val="a1"/>
+        <w:pStyle w:val="a0"/>
         <w:numPr>
           <w:ilvl w:val="0"/>
           <w:numId w:val="14"/>
@@ -1593,7 +1610,7 @@
     <w:p/>
     <w:p>
       <w:pPr>
-        <w:pStyle w:val="a1"/>
+        <w:pStyle w:val="a0"/>
       </w:pPr>
       <w:r>
         <w:rPr>
@@ -1604,7 +1621,7 @@
     </w:p>
     <w:p>
       <w:pPr>
-        <w:pStyle w:val="a0"/>
+        <w:pStyle w:val="a"/>
         <w:numPr>
           <w:ilvl w:val="0"/>
           <w:numId w:val="15"/>
@@ -1711,9 +1728,6 @@
       <w:pPr>
         <w:pStyle w:val="af8"/>
         <w:ind w:firstLine="480"/>
-        <w:rPr>
-          <w:rFonts w:hint="eastAsia"/>
-        </w:rPr>
       </w:pPr>
       <w:r>
         <w:rPr>
@@ -1724,11 +1738,8 @@
     </w:p>
     <w:p>
       <w:pPr>
-        <w:pStyle w:val="a"/>
-      </w:pPr>
-      <w:r>
-        <w:br/>
-      </w:r>
+        <w:pStyle w:val="af0"/>
+      </w:pPr>
       <w:r>
         <w:rPr>
           <w:rFonts w:hint="eastAsia"/>
@@ -1738,7 +1749,7 @@
     </w:p>
     <w:p>
       <w:pPr>
-        <w:pStyle w:val="a1"/>
+        <w:pStyle w:val="a0"/>
         <w:numPr>
           <w:ilvl w:val="0"/>
           <w:numId w:val="19"/>
@@ -1753,7 +1764,7 @@
     </w:p>
     <w:p>
       <w:pPr>
-        <w:pStyle w:val="a1"/>
+        <w:pStyle w:val="a0"/>
       </w:pPr>
       <w:r>
         <w:rPr>
@@ -1764,11 +1775,8 @@
     </w:p>
     <w:p>
       <w:pPr>
-        <w:pStyle w:val="a"/>
-      </w:pPr>
-      <w:r>
-        <w:br/>
-      </w:r>
+        <w:pStyle w:val="af0"/>
+      </w:pPr>
       <w:r>
         <w:rPr>
           <w:rFonts w:hint="eastAsia"/>
@@ -1778,11 +1786,8 @@
     </w:p>
     <w:p>
       <w:pPr>
-        <w:pStyle w:val="a"/>
-      </w:pPr>
-      <w:r>
-        <w:br/>
-      </w:r>
+        <w:pStyle w:val="af0"/>
+      </w:pPr>
       <w:r>
         <w:rPr>
           <w:rFonts w:hint="eastAsia"/>
@@ -1792,7 +1797,7 @@
     </w:p>
     <w:p>
       <w:pPr>
-        <w:pStyle w:val="a1"/>
+        <w:pStyle w:val="a0"/>
         <w:numPr>
           <w:ilvl w:val="0"/>
           <w:numId w:val="16"/>
@@ -1807,7 +1812,7 @@
     </w:p>
     <w:p>
       <w:pPr>
-        <w:pStyle w:val="a1"/>
+        <w:pStyle w:val="a0"/>
       </w:pPr>
       <w:r>
         <w:rPr>
@@ -1818,7 +1823,7 @@
     </w:p>
     <w:p>
       <w:pPr>
-        <w:pStyle w:val="a1"/>
+        <w:pStyle w:val="a0"/>
       </w:pPr>
       <w:r>
         <w:rPr>
@@ -1829,11 +1834,8 @@
     </w:p>
     <w:p>
       <w:pPr>
-        <w:pStyle w:val="a"/>
-      </w:pPr>
-      <w:r>
-        <w:br/>
-      </w:r>
+        <w:pStyle w:val="af0"/>
+      </w:pPr>
       <w:r>
         <w:rPr>
           <w:rFonts w:hint="eastAsia"/>
@@ -1849,7 +1851,7 @@
     </w:p>
     <w:p>
       <w:pPr>
-        <w:pStyle w:val="a1"/>
+        <w:pStyle w:val="a0"/>
         <w:numPr>
           <w:ilvl w:val="0"/>
           <w:numId w:val="20"/>
@@ -1864,7 +1866,7 @@
     </w:p>
     <w:p>
       <w:pPr>
-        <w:pStyle w:val="a1"/>
+        <w:pStyle w:val="a0"/>
       </w:pPr>
       <w:r>
         <w:rPr>
@@ -1875,7 +1877,7 @@
     </w:p>
     <w:p>
       <w:pPr>
-        <w:pStyle w:val="a1"/>
+        <w:pStyle w:val="a0"/>
       </w:pPr>
       <w:r>
         <w:rPr>
@@ -1886,7 +1888,7 @@
     </w:p>
     <w:p>
       <w:pPr>
-        <w:pStyle w:val="a1"/>
+        <w:pStyle w:val="a0"/>
       </w:pPr>
       <w:r>
         <w:rPr>
@@ -1897,11 +1899,8 @@
     </w:p>
     <w:p>
       <w:pPr>
-        <w:pStyle w:val="a"/>
-      </w:pPr>
-      <w:r>
-        <w:br/>
-      </w:r>
+        <w:pStyle w:val="af0"/>
+      </w:pPr>
       <w:r>
         <w:rPr>
           <w:rFonts w:hint="eastAsia"/>
@@ -1917,7 +1916,7 @@
     </w:p>
     <w:p>
       <w:pPr>
-        <w:pStyle w:val="a1"/>
+        <w:pStyle w:val="a0"/>
         <w:numPr>
           <w:ilvl w:val="0"/>
           <w:numId w:val="7"/>
@@ -1947,11 +1946,8 @@
     </w:p>
     <w:p>
       <w:pPr>
-        <w:pStyle w:val="a"/>
-      </w:pPr>
-      <w:r>
-        <w:br/>
-      </w:r>
+        <w:pStyle w:val="af0"/>
+      </w:pPr>
       <w:r>
         <w:rPr>
           <w:rFonts w:hint="eastAsia"/>
@@ -1960,11 +1956,6 @@
       </w:r>
     </w:p>
     <w:p>
-      <w:pPr>
-        <w:rPr>
-          <w:rFonts w:hint="eastAsia"/>
-        </w:rPr>
-      </w:pPr>
       <w:r>
         <w:rPr>
           <w:rFonts w:hint="eastAsia"/>
@@ -1980,11 +1971,8 @@
     </w:p>
     <w:p>
       <w:pPr>
-        <w:pStyle w:val="a"/>
-      </w:pPr>
-      <w:r>
-        <w:br/>
-      </w:r>
+        <w:pStyle w:val="af0"/>
+      </w:pPr>
       <w:r>
         <w:rPr>
           <w:rFonts w:hint="eastAsia"/>
@@ -1994,11 +1982,8 @@
     </w:p>
     <w:p>
       <w:pPr>
-        <w:pStyle w:val="a"/>
-      </w:pPr>
-      <w:r>
-        <w:br/>
-      </w:r>
+        <w:pStyle w:val="af0"/>
+      </w:pPr>
       <w:r>
         <w:rPr>
           <w:rFonts w:hint="eastAsia"/>
@@ -2008,11 +1993,8 @@
     </w:p>
     <w:p>
       <w:pPr>
-        <w:pStyle w:val="a"/>
-      </w:pPr>
-      <w:r>
-        <w:br/>
-      </w:r>
+        <w:pStyle w:val="af0"/>
+      </w:pPr>
       <w:r>
         <w:rPr>
           <w:rFonts w:hint="eastAsia"/>
@@ -2022,7 +2004,7 @@
     </w:p>
     <w:p>
       <w:pPr>
-        <w:pStyle w:val="a1"/>
+        <w:pStyle w:val="a0"/>
         <w:numPr>
           <w:ilvl w:val="0"/>
           <w:numId w:val="5"/>
@@ -2037,7 +2019,7 @@
     </w:p>
     <w:p>
       <w:pPr>
-        <w:pStyle w:val="a0"/>
+        <w:pStyle w:val="a"/>
       </w:pPr>
       <w:r>
         <w:rPr>
@@ -2408,11 +2390,8 @@
     </w:p>
     <w:p>
       <w:pPr>
-        <w:pStyle w:val="a"/>
-      </w:pPr>
-      <w:r>
-        <w:br/>
-      </w:r>
+        <w:pStyle w:val="af0"/>
+      </w:pPr>
       <w:r>
         <w:rPr>
           <w:rFonts w:hint="eastAsia"/>
@@ -2422,11 +2401,8 @@
     </w:p>
     <w:p>
       <w:pPr>
-        <w:pStyle w:val="a"/>
-      </w:pPr>
-      <w:r>
-        <w:br/>
-      </w:r>
+        <w:pStyle w:val="af0"/>
+      </w:pPr>
       <w:r>
         <w:rPr>
           <w:rFonts w:hint="eastAsia"/>
@@ -2436,11 +2412,8 @@
     </w:p>
     <w:p>
       <w:pPr>
-        <w:pStyle w:val="a"/>
-      </w:pPr>
-      <w:r>
-        <w:br/>
-      </w:r>
+        <w:pStyle w:val="af0"/>
+      </w:pPr>
       <w:r>
         <w:rPr>
           <w:rFonts w:hint="eastAsia"/>
@@ -2450,11 +2423,7 @@
     </w:p>
     <w:p>
       <w:pPr>
-        <w:pStyle w:val="a"/>
-        <w:numPr>
-          <w:ilvl w:val="0"/>
-          <w:numId w:val="0"/>
-        </w:numPr>
+        <w:pStyle w:val="af0"/>
         <w:ind w:left="440"/>
       </w:pPr>
       <w:r>
@@ -2643,7 +2612,6 @@
         <w:dataBinding w:prefixMappings="xmlns:ns0='http://purl.org/dc/elements/1.1/' xmlns:ns1='http://schemas.openxmlformats.org/package/2006/metadata/core-properties' " w:xpath="/ns1:coreProperties[1]/ns0:creator[1]" w:storeItemID="{6C3C8BC8-F283-45AE-878A-BAB7291924A1}"/>
         <w:text/>
       </w:sdtPr>
-      <w:sdtEndPr/>
       <w:sdtContent>
         <w:r>
           <w:t>Harper Jeffrey</w:t>
@@ -2935,7 +2903,7 @@
       <w:instrText xml:space="preserve"> STYLEREF  </w:instrText>
     </w:r>
     <w:r>
-      <w:instrText>每章标题</w:instrText>
+      <w:instrText>标题一带序号</w:instrText>
     </w:r>
     <w:r>
       <w:instrText xml:space="preserve">  \* MERGEFORMAT </w:instrText>
@@ -3137,7 +3105,6 @@
         <w:dataBinding w:prefixMappings="xmlns:ns0='http://purl.org/dc/elements/1.1/' xmlns:ns1='http://schemas.openxmlformats.org/package/2006/metadata/core-properties' " w:xpath="/ns1:coreProperties[1]/ns0:creator[1]" w:storeItemID="{6C3C8BC8-F283-45AE-878A-BAB7291924A1}"/>
         <w:text/>
       </w:sdtPr>
-      <w:sdtEndPr/>
       <w:sdtContent>
         <w:r>
           <w:t>Harper Jeffrey</w:t>
@@ -3215,7 +3182,7 @@
       <w:rPr>
         <w:noProof/>
       </w:rPr>
-      <w:t>12/9/2025 10:40 PM</w:t>
+      <w:t>12/29/2025 11:32 PM</w:t>
     </w:r>
     <w:r>
       <w:fldChar w:fldCharType="end"/>
@@ -3245,7 +3212,6 @@
         <w:dataBinding w:prefixMappings="xmlns:ns0='http://purl.org/dc/elements/1.1/' xmlns:ns1='http://schemas.openxmlformats.org/package/2006/metadata/core-properties' " w:xpath="/ns1:coreProperties[1]/ns0:creator[1]" w:storeItemID="{6C3C8BC8-F283-45AE-878A-BAB7291924A1}"/>
         <w:text/>
       </w:sdtPr>
-      <w:sdtEndPr/>
       <w:sdtContent>
         <w:r>
           <w:rPr>
@@ -3340,7 +3306,7 @@
         <w:b/>
         <w:bCs/>
       </w:rPr>
-      <w:instrText>每章标题</w:instrText>
+      <w:instrText>标题一带序号</w:instrText>
     </w:r>
     <w:r>
       <w:rPr>
@@ -3498,7 +3464,6 @@
     <w:lvl w:ilvl="0" w:tplc="ECBEE9A0">
       <w:start w:val="1"/>
       <w:numFmt w:val="chineseCountingThousand"/>
-      <w:pStyle w:val="a"/>
       <w:suff w:val="nothing"/>
       <w:lvlText w:val="第%1章"/>
       <w:lvlJc w:val="left"/>
@@ -3928,7 +3893,7 @@
     <w:lvl w:ilvl="0" w:tplc="88E43AD6">
       <w:start w:val="1"/>
       <w:numFmt w:val="upperLetter"/>
-      <w:pStyle w:val="a0"/>
+      <w:pStyle w:val="a"/>
       <w:lvlText w:val="%1."/>
       <w:lvlJc w:val="left"/>
       <w:pPr>
@@ -4015,7 +3980,7 @@
     <w:lvl w:ilvl="0" w:tplc="F4F26BE4">
       <w:start w:val="1"/>
       <w:numFmt w:val="chineseCountingThousand"/>
-      <w:pStyle w:val="a1"/>
+      <w:pStyle w:val="a0"/>
       <w:lvlText w:val="(%1)"/>
       <w:lvlJc w:val="left"/>
       <w:pPr>
@@ -4808,15 +4773,15 @@
     <w:lsdException w:name="Unresolved Mention" w:semiHidden="1" w:unhideWhenUsed="1"/>
     <w:lsdException w:name="Smart Link" w:semiHidden="1" w:unhideWhenUsed="1"/>
   </w:latentStyles>
-  <w:style w:type="paragraph" w:default="1" w:styleId="a2">
+  <w:style w:type="paragraph" w:default="1" w:styleId="a1">
     <w:name w:val="Normal"/>
     <w:qFormat/>
     <w:rsid w:val="008C066F"/>
   </w:style>
   <w:style w:type="paragraph" w:styleId="1">
     <w:name w:val="heading 1"/>
-    <w:basedOn w:val="a2"/>
-    <w:next w:val="a2"/>
+    <w:basedOn w:val="a1"/>
+    <w:next w:val="a1"/>
     <w:link w:val="10"/>
     <w:uiPriority w:val="9"/>
     <w:qFormat/>
@@ -4836,8 +4801,8 @@
   </w:style>
   <w:style w:type="paragraph" w:styleId="2">
     <w:name w:val="heading 2"/>
-    <w:basedOn w:val="a2"/>
-    <w:next w:val="a2"/>
+    <w:basedOn w:val="a1"/>
+    <w:next w:val="a1"/>
     <w:link w:val="20"/>
     <w:uiPriority w:val="9"/>
     <w:unhideWhenUsed/>
@@ -4859,8 +4824,8 @@
   </w:style>
   <w:style w:type="paragraph" w:styleId="3">
     <w:name w:val="heading 3"/>
-    <w:basedOn w:val="a2"/>
-    <w:next w:val="a2"/>
+    <w:basedOn w:val="a1"/>
+    <w:next w:val="a1"/>
     <w:link w:val="30"/>
     <w:uiPriority w:val="9"/>
     <w:unhideWhenUsed/>
@@ -4880,8 +4845,8 @@
   </w:style>
   <w:style w:type="paragraph" w:styleId="4">
     <w:name w:val="heading 4"/>
-    <w:basedOn w:val="a2"/>
-    <w:next w:val="a2"/>
+    <w:basedOn w:val="a1"/>
+    <w:next w:val="a1"/>
     <w:link w:val="40"/>
     <w:uiPriority w:val="9"/>
     <w:semiHidden/>
@@ -4902,8 +4867,8 @@
   </w:style>
   <w:style w:type="paragraph" w:styleId="5">
     <w:name w:val="heading 5"/>
-    <w:basedOn w:val="a2"/>
-    <w:next w:val="a2"/>
+    <w:basedOn w:val="a1"/>
+    <w:next w:val="a1"/>
     <w:link w:val="50"/>
     <w:uiPriority w:val="9"/>
     <w:semiHidden/>
@@ -4924,8 +4889,8 @@
   </w:style>
   <w:style w:type="paragraph" w:styleId="6">
     <w:name w:val="heading 6"/>
-    <w:basedOn w:val="a2"/>
-    <w:next w:val="a2"/>
+    <w:basedOn w:val="a1"/>
+    <w:next w:val="a1"/>
     <w:link w:val="60"/>
     <w:uiPriority w:val="9"/>
     <w:semiHidden/>
@@ -4947,8 +4912,8 @@
   </w:style>
   <w:style w:type="paragraph" w:styleId="7">
     <w:name w:val="heading 7"/>
-    <w:basedOn w:val="a2"/>
-    <w:next w:val="a2"/>
+    <w:basedOn w:val="a1"/>
+    <w:next w:val="a1"/>
     <w:link w:val="70"/>
     <w:uiPriority w:val="9"/>
     <w:semiHidden/>
@@ -4970,8 +4935,8 @@
   </w:style>
   <w:style w:type="paragraph" w:styleId="8">
     <w:name w:val="heading 8"/>
-    <w:basedOn w:val="a2"/>
-    <w:next w:val="a2"/>
+    <w:basedOn w:val="a1"/>
+    <w:next w:val="a1"/>
     <w:link w:val="80"/>
     <w:uiPriority w:val="9"/>
     <w:semiHidden/>
@@ -4990,8 +4955,8 @@
   </w:style>
   <w:style w:type="paragraph" w:styleId="9">
     <w:name w:val="heading 9"/>
-    <w:basedOn w:val="a2"/>
-    <w:next w:val="a2"/>
+    <w:basedOn w:val="a1"/>
+    <w:next w:val="a1"/>
     <w:link w:val="90"/>
     <w:uiPriority w:val="9"/>
     <w:semiHidden/>
@@ -5008,13 +4973,13 @@
       <w:color w:val="595959" w:themeColor="text1" w:themeTint="A6"/>
     </w:rPr>
   </w:style>
-  <w:style w:type="character" w:default="1" w:styleId="a3">
+  <w:style w:type="character" w:default="1" w:styleId="a2">
     <w:name w:val="Default Paragraph Font"/>
     <w:uiPriority w:val="1"/>
     <w:semiHidden/>
     <w:unhideWhenUsed/>
   </w:style>
-  <w:style w:type="table" w:default="1" w:styleId="a4">
+  <w:style w:type="table" w:default="1" w:styleId="a3">
     <w:name w:val="Normal Table"/>
     <w:uiPriority w:val="99"/>
     <w:semiHidden/>
@@ -5029,7 +4994,7 @@
       </w:tblCellMar>
     </w:tblPr>
   </w:style>
-  <w:style w:type="numbering" w:default="1" w:styleId="a5">
+  <w:style w:type="numbering" w:default="1" w:styleId="a4">
     <w:name w:val="No List"/>
     <w:uiPriority w:val="99"/>
     <w:semiHidden/>
@@ -5037,7 +5002,7 @@
   </w:style>
   <w:style w:type="character" w:customStyle="1" w:styleId="10">
     <w:name w:val="标题 1 字符"/>
-    <w:basedOn w:val="a3"/>
+    <w:basedOn w:val="a2"/>
     <w:link w:val="1"/>
     <w:uiPriority w:val="9"/>
     <w:rsid w:val="009F2F73"/>
@@ -5049,7 +5014,7 @@
   </w:style>
   <w:style w:type="character" w:customStyle="1" w:styleId="20">
     <w:name w:val="标题 2 字符"/>
-    <w:basedOn w:val="a3"/>
+    <w:basedOn w:val="a2"/>
     <w:link w:val="2"/>
     <w:uiPriority w:val="9"/>
     <w:rsid w:val="009F2F73"/>
@@ -5062,7 +5027,7 @@
   </w:style>
   <w:style w:type="character" w:customStyle="1" w:styleId="30">
     <w:name w:val="标题 3 字符"/>
-    <w:basedOn w:val="a3"/>
+    <w:basedOn w:val="a2"/>
     <w:link w:val="3"/>
     <w:uiPriority w:val="9"/>
     <w:rsid w:val="00953E72"/>
@@ -5074,7 +5039,7 @@
   </w:style>
   <w:style w:type="character" w:customStyle="1" w:styleId="40">
     <w:name w:val="标题 4 字符"/>
-    <w:basedOn w:val="a3"/>
+    <w:basedOn w:val="a2"/>
     <w:link w:val="4"/>
     <w:uiPriority w:val="9"/>
     <w:semiHidden/>
@@ -5087,7 +5052,7 @@
   </w:style>
   <w:style w:type="character" w:customStyle="1" w:styleId="50">
     <w:name w:val="标题 5 字符"/>
-    <w:basedOn w:val="a3"/>
+    <w:basedOn w:val="a2"/>
     <w:link w:val="5"/>
     <w:uiPriority w:val="9"/>
     <w:semiHidden/>
@@ -5100,7 +5065,7 @@
   </w:style>
   <w:style w:type="character" w:customStyle="1" w:styleId="60">
     <w:name w:val="标题 6 字符"/>
-    <w:basedOn w:val="a3"/>
+    <w:basedOn w:val="a2"/>
     <w:link w:val="6"/>
     <w:uiPriority w:val="9"/>
     <w:semiHidden/>
@@ -5114,7 +5079,7 @@
   </w:style>
   <w:style w:type="character" w:customStyle="1" w:styleId="70">
     <w:name w:val="标题 7 字符"/>
-    <w:basedOn w:val="a3"/>
+    <w:basedOn w:val="a2"/>
     <w:link w:val="7"/>
     <w:uiPriority w:val="9"/>
     <w:semiHidden/>
@@ -5128,7 +5093,7 @@
   </w:style>
   <w:style w:type="character" w:customStyle="1" w:styleId="80">
     <w:name w:val="标题 8 字符"/>
-    <w:basedOn w:val="a3"/>
+    <w:basedOn w:val="a2"/>
     <w:link w:val="8"/>
     <w:uiPriority w:val="9"/>
     <w:semiHidden/>
@@ -5140,7 +5105,7 @@
   </w:style>
   <w:style w:type="character" w:customStyle="1" w:styleId="90">
     <w:name w:val="标题 9 字符"/>
-    <w:basedOn w:val="a3"/>
+    <w:basedOn w:val="a2"/>
     <w:link w:val="9"/>
     <w:uiPriority w:val="9"/>
     <w:semiHidden/>
@@ -5150,11 +5115,11 @@
       <w:color w:val="595959" w:themeColor="text1" w:themeTint="A6"/>
     </w:rPr>
   </w:style>
-  <w:style w:type="paragraph" w:styleId="a6">
+  <w:style w:type="paragraph" w:styleId="a5">
     <w:name w:val="Title"/>
-    <w:basedOn w:val="a2"/>
-    <w:next w:val="a2"/>
-    <w:link w:val="a7"/>
+    <w:basedOn w:val="a1"/>
+    <w:next w:val="a1"/>
+    <w:link w:val="a6"/>
     <w:uiPriority w:val="10"/>
     <w:qFormat/>
     <w:rsid w:val="008B27E8"/>
@@ -5172,10 +5137,10 @@
       <w:szCs w:val="56"/>
     </w:rPr>
   </w:style>
-  <w:style w:type="character" w:customStyle="1" w:styleId="a7">
+  <w:style w:type="character" w:customStyle="1" w:styleId="a6">
     <w:name w:val="标题 字符"/>
-    <w:basedOn w:val="a3"/>
-    <w:link w:val="a6"/>
+    <w:basedOn w:val="a2"/>
+    <w:link w:val="a5"/>
     <w:uiPriority w:val="10"/>
     <w:rsid w:val="008B27E8"/>
     <w:rPr>
@@ -5187,11 +5152,11 @@
       <w:szCs w:val="56"/>
     </w:rPr>
   </w:style>
-  <w:style w:type="paragraph" w:styleId="a8">
+  <w:style w:type="paragraph" w:styleId="a7">
     <w:name w:val="Subtitle"/>
-    <w:basedOn w:val="a2"/>
-    <w:next w:val="a2"/>
-    <w:link w:val="a9"/>
+    <w:basedOn w:val="a1"/>
+    <w:next w:val="a1"/>
+    <w:link w:val="a8"/>
     <w:uiPriority w:val="11"/>
     <w:qFormat/>
     <w:rsid w:val="008B27E8"/>
@@ -5210,10 +5175,10 @@
       <w:szCs w:val="28"/>
     </w:rPr>
   </w:style>
-  <w:style w:type="character" w:customStyle="1" w:styleId="a9">
+  <w:style w:type="character" w:customStyle="1" w:styleId="a8">
     <w:name w:val="副标题 字符"/>
-    <w:basedOn w:val="a3"/>
-    <w:link w:val="a8"/>
+    <w:basedOn w:val="a2"/>
+    <w:link w:val="a7"/>
     <w:uiPriority w:val="11"/>
     <w:rsid w:val="008B27E8"/>
     <w:rPr>
@@ -5224,11 +5189,11 @@
       <w:szCs w:val="28"/>
     </w:rPr>
   </w:style>
-  <w:style w:type="paragraph" w:styleId="aa">
+  <w:style w:type="paragraph" w:styleId="a9">
     <w:name w:val="Quote"/>
-    <w:basedOn w:val="a2"/>
-    <w:next w:val="a2"/>
-    <w:link w:val="ab"/>
+    <w:basedOn w:val="a1"/>
+    <w:next w:val="a1"/>
+    <w:link w:val="aa"/>
     <w:uiPriority w:val="29"/>
     <w:qFormat/>
     <w:rsid w:val="008B27E8"/>
@@ -5242,10 +5207,10 @@
       <w:color w:val="404040" w:themeColor="text1" w:themeTint="BF"/>
     </w:rPr>
   </w:style>
-  <w:style w:type="character" w:customStyle="1" w:styleId="ab">
+  <w:style w:type="character" w:customStyle="1" w:styleId="aa">
     <w:name w:val="引用 字符"/>
-    <w:basedOn w:val="a3"/>
-    <w:link w:val="aa"/>
+    <w:basedOn w:val="a2"/>
+    <w:link w:val="a9"/>
     <w:uiPriority w:val="29"/>
     <w:rsid w:val="008B27E8"/>
     <w:rPr>
@@ -5254,9 +5219,9 @@
       <w:color w:val="404040" w:themeColor="text1" w:themeTint="BF"/>
     </w:rPr>
   </w:style>
-  <w:style w:type="paragraph" w:styleId="ac">
+  <w:style w:type="paragraph" w:styleId="ab">
     <w:name w:val="List Paragraph"/>
-    <w:basedOn w:val="a2"/>
+    <w:basedOn w:val="a1"/>
     <w:uiPriority w:val="34"/>
     <w:qFormat/>
     <w:rsid w:val="008B27E8"/>
@@ -5265,9 +5230,9 @@
       <w:contextualSpacing/>
     </w:pPr>
   </w:style>
-  <w:style w:type="character" w:styleId="ad">
+  <w:style w:type="character" w:styleId="ac">
     <w:name w:val="Intense Emphasis"/>
-    <w:basedOn w:val="a3"/>
+    <w:basedOn w:val="a2"/>
     <w:uiPriority w:val="21"/>
     <w:qFormat/>
     <w:rsid w:val="008B27E8"/>
@@ -5277,11 +5242,11 @@
       <w:color w:val="0F4761" w:themeColor="accent1" w:themeShade="BF"/>
     </w:rPr>
   </w:style>
-  <w:style w:type="paragraph" w:styleId="ae">
+  <w:style w:type="paragraph" w:styleId="ad">
     <w:name w:val="Intense Quote"/>
-    <w:basedOn w:val="a2"/>
-    <w:next w:val="a2"/>
-    <w:link w:val="af"/>
+    <w:basedOn w:val="a1"/>
+    <w:next w:val="a1"/>
+    <w:link w:val="ae"/>
     <w:uiPriority w:val="30"/>
     <w:qFormat/>
     <w:rsid w:val="008B27E8"/>
@@ -5300,10 +5265,10 @@
       <w:color w:val="0F4761" w:themeColor="accent1" w:themeShade="BF"/>
     </w:rPr>
   </w:style>
-  <w:style w:type="character" w:customStyle="1" w:styleId="af">
+  <w:style w:type="character" w:customStyle="1" w:styleId="ae">
     <w:name w:val="明显引用 字符"/>
-    <w:basedOn w:val="a3"/>
-    <w:link w:val="ae"/>
+    <w:basedOn w:val="a2"/>
+    <w:link w:val="ad"/>
     <w:uiPriority w:val="30"/>
     <w:rsid w:val="008B27E8"/>
     <w:rPr>
@@ -5312,9 +5277,9 @@
       <w:color w:val="0F4761" w:themeColor="accent1" w:themeShade="BF"/>
     </w:rPr>
   </w:style>
-  <w:style w:type="character" w:styleId="af0">
+  <w:style w:type="character" w:styleId="af">
     <w:name w:val="Intense Reference"/>
-    <w:basedOn w:val="a3"/>
+    <w:basedOn w:val="a2"/>
     <w:uiPriority w:val="32"/>
     <w:qFormat/>
     <w:rsid w:val="008B27E8"/>
@@ -5326,17 +5291,14 @@
       <w:spacing w:val="5"/>
     </w:rPr>
   </w:style>
-  <w:style w:type="paragraph" w:customStyle="1" w:styleId="a">
+  <w:style w:type="paragraph" w:customStyle="1" w:styleId="af0">
     <w:name w:val="标题一带序号"/>
     <w:basedOn w:val="1"/>
-    <w:next w:val="a2"/>
+    <w:next w:val="a1"/>
     <w:autoRedefine/>
     <w:qFormat/>
-    <w:rsid w:val="00055EB7"/>
+    <w:rsid w:val="00675A75"/>
     <w:pPr>
-      <w:numPr>
-        <w:numId w:val="1"/>
-      </w:numPr>
       <w:spacing w:beforeLines="50" w:before="156"/>
       <w:ind w:rightChars="200" w:right="440"/>
       <w:jc w:val="right"/>
@@ -5347,7 +5309,7 @@
   </w:style>
   <w:style w:type="paragraph" w:styleId="af1">
     <w:name w:val="footer"/>
-    <w:basedOn w:val="a2"/>
+    <w:basedOn w:val="a1"/>
     <w:link w:val="af2"/>
     <w:uiPriority w:val="99"/>
     <w:unhideWhenUsed/>
@@ -5366,7 +5328,7 @@
   </w:style>
   <w:style w:type="character" w:customStyle="1" w:styleId="af2">
     <w:name w:val="页脚 字符"/>
-    <w:basedOn w:val="a3"/>
+    <w:basedOn w:val="a2"/>
     <w:link w:val="af1"/>
     <w:uiPriority w:val="99"/>
     <w:rsid w:val="00B96610"/>
@@ -5375,10 +5337,10 @@
       <w:szCs w:val="18"/>
     </w:rPr>
   </w:style>
-  <w:style w:type="paragraph" w:customStyle="1" w:styleId="a1">
+  <w:style w:type="paragraph" w:customStyle="1" w:styleId="a0">
     <w:name w:val="标题二带序号"/>
     <w:basedOn w:val="2"/>
-    <w:next w:val="a2"/>
+    <w:next w:val="a1"/>
     <w:autoRedefine/>
     <w:qFormat/>
     <w:rsid w:val="00DC1A30"/>
@@ -5392,10 +5354,10 @@
       <w:b/>
     </w:rPr>
   </w:style>
-  <w:style w:type="paragraph" w:customStyle="1" w:styleId="a0">
+  <w:style w:type="paragraph" w:customStyle="1" w:styleId="a">
     <w:name w:val="标题三带序号"/>
     <w:basedOn w:val="4"/>
-    <w:next w:val="a2"/>
+    <w:next w:val="a1"/>
     <w:autoRedefine/>
     <w:qFormat/>
     <w:rsid w:val="00207582"/>
@@ -5411,7 +5373,7 @@
   </w:style>
   <w:style w:type="paragraph" w:styleId="af3">
     <w:name w:val="header"/>
-    <w:basedOn w:val="a2"/>
+    <w:basedOn w:val="a1"/>
     <w:link w:val="af4"/>
     <w:uiPriority w:val="99"/>
     <w:unhideWhenUsed/>
@@ -5431,7 +5393,7 @@
   </w:style>
   <w:style w:type="character" w:customStyle="1" w:styleId="af4">
     <w:name w:val="页眉 字符"/>
-    <w:basedOn w:val="a3"/>
+    <w:basedOn w:val="a2"/>
     <w:link w:val="af3"/>
     <w:uiPriority w:val="99"/>
     <w:rsid w:val="00C13937"/>
@@ -5442,7 +5404,7 @@
   </w:style>
   <w:style w:type="table" w:styleId="af5">
     <w:name w:val="Table Grid"/>
-    <w:basedOn w:val="a4"/>
+    <w:basedOn w:val="a3"/>
     <w:uiPriority w:val="39"/>
     <w:rsid w:val="00476F22"/>
     <w:tblPr>
@@ -5458,8 +5420,8 @@
   </w:style>
   <w:style w:type="paragraph" w:customStyle="1" w:styleId="af6">
     <w:name w:val="图例"/>
-    <w:basedOn w:val="a2"/>
-    <w:next w:val="a2"/>
+    <w:basedOn w:val="a1"/>
+    <w:next w:val="a1"/>
     <w:qFormat/>
     <w:rsid w:val="0027121F"/>
     <w:rPr>
@@ -5468,7 +5430,7 @@
   </w:style>
   <w:style w:type="character" w:styleId="af7">
     <w:name w:val="Placeholder Text"/>
-    <w:basedOn w:val="a3"/>
+    <w:basedOn w:val="a2"/>
     <w:uiPriority w:val="99"/>
     <w:semiHidden/>
     <w:rsid w:val="00EB7055"/>
@@ -5478,8 +5440,8 @@
   </w:style>
   <w:style w:type="paragraph" w:customStyle="1" w:styleId="af8">
     <w:name w:val="首行缩进正文"/>
-    <w:basedOn w:val="a2"/>
-    <w:next w:val="a2"/>
+    <w:basedOn w:val="a1"/>
+    <w:next w:val="a1"/>
     <w:qFormat/>
     <w:rsid w:val="00576746"/>
     <w:pPr>
@@ -5494,7 +5456,7 @@
   </w:style>
   <w:style w:type="character" w:styleId="af9">
     <w:name w:val="Hyperlink"/>
-    <w:basedOn w:val="a3"/>
+    <w:basedOn w:val="a2"/>
     <w:uiPriority w:val="99"/>
     <w:unhideWhenUsed/>
     <w:rsid w:val="00301808"/>
@@ -5505,7 +5467,7 @@
   </w:style>
   <w:style w:type="character" w:styleId="afa">
     <w:name w:val="Unresolved Mention"/>
-    <w:basedOn w:val="a3"/>
+    <w:basedOn w:val="a2"/>
     <w:uiPriority w:val="99"/>
     <w:semiHidden/>
     <w:unhideWhenUsed/>
@@ -5517,8 +5479,8 @@
   </w:style>
   <w:style w:type="paragraph" w:customStyle="1" w:styleId="afb">
     <w:name w:val="正文正文"/>
-    <w:basedOn w:val="a2"/>
-    <w:next w:val="a2"/>
+    <w:basedOn w:val="a1"/>
+    <w:next w:val="a1"/>
     <w:link w:val="afc"/>
     <w:autoRedefine/>
     <w:qFormat/>
@@ -5532,7 +5494,7 @@
   </w:style>
   <w:style w:type="character" w:customStyle="1" w:styleId="afc">
     <w:name w:val="正文正文 字符"/>
-    <w:basedOn w:val="a3"/>
+    <w:basedOn w:val="a2"/>
     <w:link w:val="afb"/>
     <w:rsid w:val="00DC158E"/>
     <w:rPr>
@@ -5542,7 +5504,7 @@
   <w:style w:type="paragraph" w:customStyle="1" w:styleId="afd">
     <w:name w:val="每章标题"/>
     <w:basedOn w:val="1"/>
-    <w:next w:val="a2"/>
+    <w:next w:val="a1"/>
     <w:link w:val="afe"/>
     <w:qFormat/>
     <w:rsid w:val="00207582"/>
@@ -5590,11 +5552,6 @@
       </w:docPartPr>
       <w:docPartBody>
         <w:p>
-          <w:pPr>
-            <w:rPr>
-              <w:rFonts w:hint="eastAsia"/>
-            </w:rPr>
-          </w:pPr>
           <w:r>
             <w:rPr>
               <w:rStyle w:val="a3"/>
@@ -5622,11 +5579,6 @@
       </w:docPartPr>
       <w:docPartBody>
         <w:p>
-          <w:pPr>
-            <w:rPr>
-              <w:rFonts w:hint="eastAsia"/>
-            </w:rPr>
-          </w:pPr>
           <w:r>
             <w:rPr>
               <w:rStyle w:val="a3"/>
@@ -5656,9 +5608,6 @@
         <w:p>
           <w:pPr>
             <w:pStyle w:val="58EF517F34234107A02D6B1FC6577C5D"/>
-            <w:rPr>
-              <w:rFonts w:hint="eastAsia"/>
-            </w:rPr>
           </w:pPr>
           <w:r>
             <w:rPr>
@@ -5751,23 +5700,32 @@
     <w:rsidRoot w:val="00FC166A"/>
     <w:rsid w:val="00121BFB"/>
     <w:rsid w:val="001F03BD"/>
+    <w:rsid w:val="0021705C"/>
+    <w:rsid w:val="00365982"/>
+    <w:rsid w:val="00427BF1"/>
     <w:rsid w:val="00442C1C"/>
     <w:rsid w:val="004D4CBE"/>
+    <w:rsid w:val="00584A21"/>
     <w:rsid w:val="005F7D8B"/>
+    <w:rsid w:val="006B5933"/>
     <w:rsid w:val="006C15A8"/>
     <w:rsid w:val="00740CF0"/>
     <w:rsid w:val="007D38D2"/>
     <w:rsid w:val="007E4B59"/>
     <w:rsid w:val="00814185"/>
     <w:rsid w:val="00865227"/>
+    <w:rsid w:val="00883D0E"/>
     <w:rsid w:val="009815BC"/>
     <w:rsid w:val="009D4BBB"/>
     <w:rsid w:val="00BA34C0"/>
     <w:rsid w:val="00C37E11"/>
     <w:rsid w:val="00CA1DAA"/>
+    <w:rsid w:val="00D441BA"/>
     <w:rsid w:val="00D6448B"/>
     <w:rsid w:val="00D721DF"/>
+    <w:rsid w:val="00DC6B88"/>
     <w:rsid w:val="00EC4680"/>
+    <w:rsid w:val="00F428F5"/>
     <w:rsid w:val="00FC166A"/>
   </w:rsids>
   <m:mathPr>
@@ -6227,7 +6185,7 @@
     <w:basedOn w:val="a0"/>
     <w:uiPriority w:val="99"/>
     <w:semiHidden/>
-    <w:rsid w:val="00D721DF"/>
+    <w:rsid w:val="00883D0E"/>
     <w:rPr>
       <w:color w:val="666666"/>
     </w:rPr>
